--- a/templates/mj-investigation-report-template.docx
+++ b/templates/mj-investigation-report-template.docx
@@ -620,7 +620,20 @@
                 <w:sz w:val="24"/>
                 <w:szCs w:val="24"/>
               </w:rPr>
-              <w:t>Analyze: Various investigation tools used to analyze the root cause like 6M, 5 Why, Personnel interview, Brainstorming etc.</w:t>
+              <w:t>Analyze:</w:t>
+            </w:r>
+          </w:p>
+          <w:p>
+            <w:pPr>
+              <w:spacing w:before="60" w:line="276" w:lineRule="auto"/>
+              <w:jc w:val="both"/>
+            </w:pPr>
+            <w:r>
+              <w:rPr>
+                <w:sz w:val="20"/>
+                <w:szCs w:val="20"/>
+              </w:rPr>
+              <w:t xml:space="preserve">Various investigation tools used to analyze the root cause like 6M, 5 Why, Personnel interview, Brainstorming etc.</w:t>
             </w:r>
           </w:p>
         </w:tc>
